--- a/qiminyaosu/ralph/生产稿_600/05_行事/现代齐民要术_05-16-1_带孩子出门，为什么东西不是带得越全越好_生产稿.docx
+++ b/qiminyaosu/ralph/生产稿_600/05_行事/现代齐民要术_05-16-1_带孩子出门，为什么东西不是带得越全越好_生产稿.docx
@@ -720,13 +720,7 @@
     </w:p>
     <w:p>
       <w:r>
-        <w:rPr>
-          <w:b/>
-        </w:rPr>
-        <w:t>START_FRAME：</w:t>
-      </w:r>
-      <w:r>
-        <w:t>现代都市出行与通勤场景：地铁站/高铁站/机场空间示意，路线与时间轴可可视化；主体与开头相扣。</w:t>
+        <w:t>START_FRAME（首帧·五锁）：同一行事空间近景：行李/票/车站物件居中，地铁站/高铁/机场空间环境清晰，车站灯光，日光，构图以带孩子出门，为什么东西不是带得越全越好对应的冲突对象为主体。</w:t>
       </w:r>
     </w:p>
     <w:p>
@@ -764,13 +758,7 @@
     </w:p>
     <w:p>
       <w:r>
-        <w:rPr>
-          <w:b/>
-        </w:rPr>
-        <w:t>END_FRAME：</w:t>
-      </w:r>
-      <w:r>
-        <w:t>稳定停在可桥接的尾帧，作下一镜首帧。</w:t>
+        <w:t>END_FRAME（尾帧·五锁）：镜头稳定停在行事空间的一个清晰物件/结构上（行李/票/车站物件，车站灯光，日光），形态位置与下一镜首帧一致，作桥接帧。</w:t>
       </w:r>
     </w:p>
     <w:p>
@@ -813,7 +801,10 @@
     </w:p>
     <w:p>
       <w:r>
-        <w:t>9:16 竖屏，高级半写实 3D/2.5D 现代家庭科学动画。现代都市出行与通勤场景：地铁站/高铁站/机场空间示意，路线与时间轴可可视化。0—3s 引入「带孩子出门，为什么东西不是带得越全越好」主视觉事件；3—7s 演示/讲解机制与操作；7—10s 收束停在尾帧。无中文文字/字幕/Logo/水印；保持同一光线与镜头空间；无伪实验/伪专家；不出现可读数字表格。</w:t>
+        <w:rPr>
+          <w:b w:val="0"/>
+        </w:rPr>
+        <w:t>9:16 竖屏，高级半写实 3D/2.5D 现代家庭科学动画。现代都市出行与通勤：地铁站/高铁站/机场空间示意，路线与时间轴可可视化。本镜主题「带孩子出门，为什么东西不是带得越全越好」（母题变量：时间留白、进食和休息优先、随身物品按取用频率分层、公共空间提前约定集合与规则、避免过度打包导致负担）。0—3s：放大冲突/常见错误，前1-3秒制造留存；3—7s：用连续镜头把机制或做法讲透；7—10s：收束停在悬念、判断点。本段采用错误/正确左右并置的中分对比画面（A/B对照）。本段末句给出可收藏的一句话判断。动画风格借用：路线推进 / 时间轴 / 车站/机场空间 / 行李模块 / 门到门动线。镜头最后稳定帧直接作为下一镜首帧。。无中文文字/字幕/Logo/水印/名牌；不改变衣服/材质/产品外观颜色；不出现可读数字表格；不做伪实景/伪医生/伪检测画面。</w:t>
       </w:r>
     </w:p>
     <w:p/>
@@ -860,13 +851,7 @@
     </w:p>
     <w:p>
       <w:r>
-        <w:rPr>
-          <w:b/>
-        </w:rPr>
-        <w:t>START_FRAME：</w:t>
-      </w:r>
-      <w:r>
-        <w:t>现代都市出行与通勤场景：地铁站/高铁站/机场空间示意，路线与时间轴可可视化；主体与开头相扣。</w:t>
+        <w:t>START_FRAME（首帧·五锁）：自上一镜尾帧继承：行李/票/车站物件保持相同形态/材质/位置，车站灯光，日光，构图连续（五锁）。</w:t>
       </w:r>
     </w:p>
     <w:p>
@@ -904,13 +889,7 @@
     </w:p>
     <w:p>
       <w:r>
-        <w:rPr>
-          <w:b/>
-        </w:rPr>
-        <w:t>END_FRAME：</w:t>
-      </w:r>
-      <w:r>
-        <w:t>稳定停在可桥接的尾帧，作下一镜首帧。</w:t>
+        <w:t>END_FRAME（尾帧·五锁）：镜头稳定停在行事空间的一个清晰物件/结构上（行李/票/车站物件，车站灯光，日光），形态位置与下一镜首帧一致，作桥接帧。</w:t>
       </w:r>
     </w:p>
     <w:p>
@@ -953,7 +932,10 @@
     </w:p>
     <w:p>
       <w:r>
-        <w:t>9:16 竖屏，高级半写实 3D/2.5D 现代家庭科学动画。现代都市出行与通勤场景：地铁站/高铁站/机场空间示意，路线与时间轴可可视化。0—3s 引入「带孩子出门，为什么东西不是带得越全越好」主视觉事件；3—7s 演示/讲解机制与操作；7—10s 收束停在尾帧。无中文文字/字幕/Logo/水印；保持同一光线与镜头空间；无伪实验/伪专家；不出现可读数字表格。</w:t>
+        <w:rPr>
+          <w:b w:val="0"/>
+        </w:rPr>
+        <w:t>9:16 竖屏，高级半写实 3D/2.5D 现代家庭科学动画。现代都市出行与通勤：地铁站/高铁站/机场空间示意，路线与时间轴可可视化。本镜主题「带孩子出门，为什么东西不是带得越全越好」（母题变量：时间留白、进食和休息优先、随身物品按取用频率分层、公共空间提前约定集合与规则、避免过度打包导致负担）。0—3s：从日常画面进入微观/剖面/透视；3—7s：用粒子、流动、结构示意表现机制；7—10s：从示意回到现实并落点。本段采用错误/正确左右并置的中分对比画面（A/B对照）。本段末句给出可收藏的一句话判断。动画风格借用：路线推进 / 时间轴 / 车站/机场空间 / 行李模块 / 门到门动线。镜头最后稳定帧直接作为下一镜首帧。。无中文文字/字幕/Logo/水印/名牌；不改变衣服/材质/产品外观颜色；不出现可读数字表格；不做伪实景/伪医生/伪检测画面。</w:t>
       </w:r>
     </w:p>
     <w:p/>
@@ -1000,13 +982,7 @@
     </w:p>
     <w:p>
       <w:r>
-        <w:rPr>
-          <w:b/>
-        </w:rPr>
-        <w:t>START_FRAME：</w:t>
-      </w:r>
-      <w:r>
-        <w:t>现代都市出行与通勤场景：地铁站/高铁站/机场空间示意，路线与时间轴可可视化；主体与开头相扣。</w:t>
+        <w:t>START_FRAME（首帧·五锁）：自上一镜尾帧继承：行李/票/车站物件保持相同形态/材质/位置，车站灯光，日光，构图连续（五锁）。</w:t>
       </w:r>
     </w:p>
     <w:p>
@@ -1044,13 +1020,7 @@
     </w:p>
     <w:p>
       <w:r>
-        <w:rPr>
-          <w:b/>
-        </w:rPr>
-        <w:t>END_FRAME：</w:t>
-      </w:r>
-      <w:r>
-        <w:t>稳定停在可桥接的尾帧，作下一镜首帧。</w:t>
+        <w:t>END_FRAME（尾帧·五锁）：镜头稳定停在行事空间完成态（行李/票/车站物件，车站灯光，日光），画面右下留出供后期放品牌/片尾。</w:t>
       </w:r>
     </w:p>
     <w:p>
@@ -1093,7 +1063,10 @@
     </w:p>
     <w:p>
       <w:r>
-        <w:t>9:16 竖屏，高级半写实 3D/2.5D 现代家庭科学动画。现代都市出行与通勤场景：地铁站/高铁站/机场空间示意，路线与时间轴可可视化。0—3s 引入「带孩子出门，为什么东西不是带得越全越好」主视觉事件；3—7s 演示/讲解机制与操作；7—10s 收束停在尾帧。无中文文字/字幕/Logo/水印；保持同一光线与镜头空间；无伪实验/伪专家；不出现可读数字表格。</w:t>
+        <w:rPr>
+          <w:b w:val="0"/>
+        </w:rPr>
+        <w:t>9:16 竖屏，高级半写实 3D/2.5D 现代家庭科学动画。现代都市出行与通勤：地铁站/高铁站/机场空间示意，路线与时间轴可可视化。本镜主题「带孩子出门，为什么东西不是带得越全越好」（母题变量：时间留白、进食和休息优先、随身物品按取用频率分层、公共空间提前约定集合与规则、避免过度打包导致负担）。0—3s：固定出错对象，给出步骤起点；3—7s：镜头跟随手或物件依序完成动作；7—10s：停在正确完成的结果。本段采用错误/正确左右并置的中分对比画面（A/B对照）。本段末句给出可收藏的一句话判断。动画风格借用：路线推进 / 时间轴 / 车站/机场空间 / 行李模块 / 门到门动线。末尾稳定停帧，右下留出供后期加品牌/片尾。。无中文文字/字幕/Logo/水印/名牌；不改变衣服/材质/产品外观颜色；不出现可读数字表格；不做伪实景/伪医生/伪检测画面。</w:t>
       </w:r>
     </w:p>
     <w:p/>
